--- a/templates/files/dispensary-credit-application.docx
+++ b/templates/files/dispensary-credit-application.docx
@@ -570,8 +570,8 @@
       </w:pPr>
       <w:r>
         <w:rPr>
+          <w:color w:val="475569"/>
           <w:sz w:val="18"/>
-          <w:color w:val="475569"/>
         </w:rPr>
         <w:t xml:space="preserve">Signature</w:t>
       </w:r>
@@ -593,8 +593,8 @@
       </w:pPr>
       <w:r>
         <w:rPr>
+          <w:color w:val="475569"/>
           <w:sz w:val="18"/>
-          <w:color w:val="475569"/>
         </w:rPr>
         <w:t xml:space="preserve">Printed name and title</w:t>
       </w:r>
@@ -616,8 +616,8 @@
       </w:pPr>
       <w:r>
         <w:rPr>
+          <w:color w:val="475569"/>
           <w:sz w:val="18"/>
-          <w:color w:val="475569"/>
         </w:rPr>
         <w:t xml:space="preserve">Date (MM/DD/YYYY)</w:t>
       </w:r>
@@ -639,8 +639,8 @@
       </w:pPr>
       <w:r>
         <w:rPr>
+          <w:color w:val="475569"/>
           <w:sz w:val="18"/>
-          <w:color w:val="475569"/>
         </w:rPr>
         <w:t xml:space="preserve">Company</w:t>
       </w:r>
@@ -683,10 +683,10 @@
     </w:p>
     <w:p>
       <w:pPr>
-        <w:spacing w:before="360"/>
         <w:pBdr>
           <w:top w:val="single" w:sz="4" w:space="6" w:color="CBD5E1"/>
         </w:pBdr>
+        <w:spacing w:before="360"/>
       </w:pPr>
       <w:r>
         <w:rPr>
@@ -699,8 +699,8 @@
     <w:p>
       <w:r>
         <w:rPr>
+          <w:color w:val="64748B"/>
           <w:sz w:val="16"/>
-          <w:color w:val="64748B"/>
         </w:rPr>
         <w:t xml:space="preserve">Free template from ShelfSpace · shelfspace.pro/templates/dispensary-credit-application</w:t>
       </w:r>
